--- a/companies/ashcombe-advisory/People/2019.02.06 - Onboarding - Sandra Mcdonald.docx
+++ b/companies/ashcombe-advisory/People/2019.02.06 - Onboarding - Sandra Mcdonald.docx
@@ -7,27 +7,176 @@
         <w:pStyle w:val="Heading1"/>
       </w:pPr>
       <w:r>
-        <w:t>New to the firm: Sandra Mcdonald</w:t>
+        <w:t>New Staff Record</w:t>
+      </w:r>
+    </w:p>
+    <w:tbl>
+      <w:tblPr>
+        <w:tblStyle w:val="TableGrid"/>
+        <w:tblW w:type="auto" w:w="0"/>
+        <w:tblLook w:firstColumn="1" w:firstRow="1" w:lastColumn="0" w:lastRow="0" w:noHBand="0" w:noVBand="1" w:val="04A0"/>
+      </w:tblPr>
+      <w:tblGrid>
+        <w:gridCol w:w="4320"/>
+        <w:gridCol w:w="4320"/>
+      </w:tblGrid>
+      <w:tr>
+        <w:tc>
+          <w:tcPr>
+            <w:tcW w:type="dxa" w:w="4320"/>
+          </w:tcPr>
+          <w:p>
+            <w:r>
+              <w:rPr>
+                <w:b/>
+              </w:rPr>
+              <w:t>Particular</w:t>
+            </w:r>
+          </w:p>
+        </w:tc>
+        <w:tc>
+          <w:tcPr>
+            <w:tcW w:type="dxa" w:w="4320"/>
+          </w:tcPr>
+          <w:p>
+            <w:r>
+              <w:rPr>
+                <w:b/>
+              </w:rPr>
+              <w:t>Detail</w:t>
+            </w:r>
+          </w:p>
+        </w:tc>
+      </w:tr>
+      <w:tr>
+        <w:tc>
+          <w:tcPr>
+            <w:tcW w:type="dxa" w:w="4320"/>
+          </w:tcPr>
+          <w:p>
+            <w:r>
+              <w:t>Name</w:t>
+            </w:r>
+          </w:p>
+        </w:tc>
+        <w:tc>
+          <w:tcPr>
+            <w:tcW w:type="dxa" w:w="4320"/>
+          </w:tcPr>
+          <w:p>
+            <w:r>
+              <w:t>Sandra Mcdonald</w:t>
+            </w:r>
+          </w:p>
+        </w:tc>
+      </w:tr>
+      <w:tr>
+        <w:tc>
+          <w:tcPr>
+            <w:tcW w:type="dxa" w:w="4320"/>
+          </w:tcPr>
+          <w:p>
+            <w:r>
+              <w:t>Position</w:t>
+            </w:r>
+          </w:p>
+        </w:tc>
+        <w:tc>
+          <w:tcPr>
+            <w:tcW w:type="dxa" w:w="4320"/>
+          </w:tcPr>
+          <w:p>
+            <w:r>
+              <w:t>Client Coordinator</w:t>
+            </w:r>
+          </w:p>
+        </w:tc>
+      </w:tr>
+      <w:tr>
+        <w:tc>
+          <w:tcPr>
+            <w:tcW w:type="dxa" w:w="4320"/>
+          </w:tcPr>
+          <w:p>
+            <w:r>
+              <w:t>Group</w:t>
+            </w:r>
+          </w:p>
+        </w:tc>
+        <w:tc>
+          <w:tcPr>
+            <w:tcW w:type="dxa" w:w="4320"/>
+          </w:tcPr>
+          <w:p>
+            <w:r>
+              <w:t>Operations</w:t>
+            </w:r>
+          </w:p>
+        </w:tc>
+      </w:tr>
+      <w:tr>
+        <w:tc>
+          <w:tcPr>
+            <w:tcW w:type="dxa" w:w="4320"/>
+          </w:tcPr>
+          <w:p>
+            <w:r>
+              <w:t>Reports to</w:t>
+            </w:r>
+          </w:p>
+        </w:tc>
+        <w:tc>
+          <w:tcPr>
+            <w:tcW w:type="dxa" w:w="4320"/>
+          </w:tcPr>
+          <w:p>
+            <w:r>
+              <w:t>Lisa Flores, Director of Operations</w:t>
+            </w:r>
+          </w:p>
+        </w:tc>
+      </w:tr>
+      <w:tr>
+        <w:tc>
+          <w:tcPr>
+            <w:tcW w:type="dxa" w:w="4320"/>
+          </w:tcPr>
+          <w:p>
+            <w:r>
+              <w:t>Record prepared by</w:t>
+            </w:r>
+          </w:p>
+        </w:tc>
+        <w:tc>
+          <w:tcPr>
+            <w:tcW w:type="dxa" w:w="4320"/>
+          </w:tcPr>
+          <w:p>
+            <w:r>
+              <w:t>Julie Hill, Managing Partner</w:t>
+            </w:r>
+          </w:p>
+        </w:tc>
+      </w:tr>
+    </w:tbl>
+    <w:p>
+      <w:r>
+        <w:t>We are glad to welcome Sandra Mcdonald to the firm. She takes up the Client Coordinator position in Operations, a role that exists so that the scheduling, travel, and practical arrangements around our client meetings rest with one person who can see all of them at once.</w:t>
       </w:r>
     </w:p>
     <w:p>
       <w:r>
-        <w:t>We are glad to have Sandra Mcdonald with us. A small firm lives or dies on whether the paperwork is in order and the right version reaches the right hands, and that is exactly the discipline she brings. She has spent her career close to the records, the sort of person who can tell you where a document is without opening a drawer, and her arrival takes real weight off the rest of the office.</w:t>
+        <w:t>Sandra will coordinate calendars across the advisory bench, arrange travel, and manage the logistics of client meetings, from rooms and materials to the confirmations that go out beforehand. She will also be the first point of contact for a client's office when a meeting needs to be arranged or moved. Where two calendars disagree, we would ask her to resolve the difference with the people concerned and to confirm the outcome in writing, since a meeting entered at one time on one calendar and at another time on a second is the most common way for a small office to miss a commitment.</w:t>
       </w:r>
     </w:p>
     <w:p>
       <w:r>
-        <w:t>Sandra joins Operations as a Client Coordinator. Her work is the records side of the practice: filing engagement paperwork, keeping the versions straight, and handling the transmittal of working documents so that the right draft reaches the right desk without a wrong copy slipping through. She reports to Lisa Flores, our Director of Operations, who runs that side of the house and will set her priorities through the first weeks. Between them they hold the ground that lets the advisors stay with their clients rather than hunting for a file.</w:t>
+        <w:t>During her first weeks Sandra will work alongside the operations team to learn the shared calendar, the shared mailbox, and the firm's filing conventions, and building access and a firm email account will be ready for her first day. Questions about the firm's systems or paperwork should go to Lisa Flores in the first instance. We do not expect her to take sole charge of any advisor's schedule until she has seen how each of them works, and Lisa Flores will decide the pace at which that responsibility passes to her.</w:t>
       </w:r>
     </w:p>
     <w:p>
       <w:r>
-        <w:t>Because so much of what we do leaves the office as correspondence, the filing behind it has to be exact, and Sandra's eye for that is a good part of why we wanted her. She will notice when a document is a signature short or has landed in the wrong folder, and we would far rather she raise it early than let it pass down the line. That instinct is welcome here, so she should never feel she is being a nuisance by flagging something that looks off. An orderly file is not a small thing at a firm whose whole product is correspondence, and getting it right is quietly one of the most important jobs in the building.</w:t>
-      </w:r>
-    </w:p>
-    <w:p>
-      <w:r>
-        <w:t>For the first weeks, Sandra will sit with Operations, and Lisa will walk her through how the engagement files are kept and where the current versions live. There is a settled way we name and store things, and once she has it in hand she should feel free to tighten anything that has drifted. Julie Hill will make a point of welcoming her in person once she is settled and has the lay of the place. Her first task is simply to sit with Lisa and walk the engagement files end to end, so she knows where everything lives before the pace picks up. Welcome aboard, Sandra.</w:t>
+        <w:t>Her first step is a review of the advisory calendars with Lisa Flores, at which the two of them will agree the order in which Sandra takes each one on.</w:t>
       </w:r>
     </w:p>
     <w:sectPr>
